--- a/backend/word_templates/工程类/集团内工程/材料（设备）采购/邀请询比/12.用章申请表.docx
+++ b/backend/word_templates/工程类/集团内工程/材料（设备）采购/邀请询比/12.用章申请表.docx
@@ -118,14 +118,9 @@
             <w:insideH w:val="single" w:color="000000" w:sz="4" w:space="0"/>
             <w:insideV w:val="single" w:color="000000" w:sz="4" w:space="0"/>
           </w:tblBorders>
-          <w:tblCellMar>
-            <w:top w:w="0" w:type="dxa"/>
-            <w:left w:w="0" w:type="dxa"/>
-            <w:bottom w:w="0" w:type="dxa"/>
-            <w:right w:w="0" w:type="dxa"/>
-          </w:tblCellMar>
         </w:tblPrEx>
         <w:trPr>
+          <w:cantSplit/>
           <w:trHeight w:val="638" w:hRule="atLeast"/>
           <w:jc w:val="center"/>
         </w:trPr>
@@ -582,6 +577,7 @@
           </w:tblCellMar>
         </w:tblPrEx>
         <w:trPr>
+          <w:cantSplit/>
           <w:trHeight w:val="649" w:hRule="atLeast"/>
           <w:jc w:val="center"/>
         </w:trPr>
@@ -773,6 +769,7 @@
           </w:tblCellMar>
         </w:tblPrEx>
         <w:trPr>
+          <w:cantSplit/>
           <w:trHeight w:val="1328" w:hRule="atLeast"/>
           <w:jc w:val="center"/>
         </w:trPr>
@@ -931,6 +928,7 @@
                 <w:rFonts w:hint="eastAsia" w:ascii="宋体" w:hAnsi="宋体" w:eastAsia="宋体" w:cs="宋体"/>
                 <w:b w:val="0"/>
                 <w:bCs/>
+                <w:color w:val="0000FF"/>
                 <w:sz w:val="21"/>
                 <w:szCs w:val="24"/>
                 <w:vertAlign w:val="baseline"/>
@@ -942,6 +940,7 @@
                 <w:rFonts w:hint="eastAsia" w:ascii="宋体" w:hAnsi="宋体" w:eastAsia="宋体" w:cs="宋体"/>
                 <w:b w:val="0"/>
                 <w:bCs/>
+                <w:color w:val="0000FF"/>
                 <w:sz w:val="21"/>
                 <w:szCs w:val="24"/>
                 <w:vertAlign w:val="baseline"/>
@@ -961,6 +960,7 @@
                 <w:rFonts w:hint="eastAsia" w:ascii="宋体" w:hAnsi="宋体" w:eastAsia="宋体" w:cs="宋体"/>
                 <w:b w:val="0"/>
                 <w:bCs/>
+                <w:color w:val="0000FF"/>
                 <w:sz w:val="21"/>
                 <w:szCs w:val="24"/>
                 <w:vertAlign w:val="baseline"/>
@@ -972,6 +972,7 @@
                 <w:rFonts w:hint="eastAsia" w:ascii="宋体" w:hAnsi="宋体" w:eastAsia="宋体" w:cs="宋体"/>
                 <w:b w:val="0"/>
                 <w:bCs/>
+                <w:color w:val="0000FF"/>
                 <w:sz w:val="21"/>
                 <w:szCs w:val="24"/>
                 <w:vertAlign w:val="baseline"/>
@@ -1002,15 +1003,14 @@
                 <w:rFonts w:hint="eastAsia" w:ascii="宋体" w:hAnsi="宋体" w:eastAsia="宋体" w:cs="宋体"/>
                 <w:b w:val="0"/>
                 <w:bCs/>
+                <w:color w:val="0000FF"/>
                 <w:sz w:val="21"/>
                 <w:szCs w:val="24"/>
                 <w:vertAlign w:val="baseline"/>
                 <w:lang w:val="en-US" w:eastAsia="zh-CN"/>
               </w:rPr>
-              <w:t>{{chengjiao_jine</w:t>
-            </w:r>
-            <w:bookmarkStart w:id="0" w:name="_GoBack"/>
-            <w:bookmarkEnd w:id="0"/>
+              <w:t>{{chengjiao_jine}}</w:t>
+            </w:r>
             <w:r>
               <w:rPr>
                 <w:rFonts w:hint="eastAsia" w:ascii="宋体" w:hAnsi="宋体" w:eastAsia="宋体" w:cs="宋体"/>
@@ -1021,7 +1021,7 @@
                 <w:vertAlign w:val="baseline"/>
                 <w:lang w:val="en-US" w:eastAsia="zh-CN"/>
               </w:rPr>
-              <w:t>}}元</w:t>
+              <w:t>元</w:t>
             </w:r>
           </w:p>
         </w:tc>
@@ -1044,6 +1044,7 @@
           </w:tblCellMar>
         </w:tblPrEx>
         <w:trPr>
+          <w:cantSplit/>
           <w:trHeight w:val="815" w:hRule="atLeast"/>
           <w:jc w:val="center"/>
         </w:trPr>
@@ -1167,7 +1168,7 @@
             <w:r>
               <w:rPr>
                 <w:rFonts w:hint="eastAsia" w:ascii="仿宋_GB2312" w:hAnsi="仿宋_GB2312" w:eastAsia="仿宋_GB2312" w:cs="仿宋_GB2312"/>
-                <w:color w:val="auto"/>
+                <w:color w:val="0000FF"/>
                 <w:sz w:val="24"/>
                 <w:highlight w:val="none"/>
                 <w:lang w:val="en-US" w:eastAsia="zh-CN"/>
@@ -1195,6 +1196,7 @@
           </w:tblCellMar>
         </w:tblPrEx>
         <w:trPr>
+          <w:cantSplit/>
           <w:trHeight w:val="832" w:hRule="atLeast"/>
           <w:jc w:val="center"/>
         </w:trPr>
@@ -1437,6 +1439,7 @@
           </w:tblCellMar>
         </w:tblPrEx>
         <w:trPr>
+          <w:cantSplit/>
           <w:trHeight w:val="762" w:hRule="atLeast"/>
           <w:jc w:val="center"/>
         </w:trPr>
@@ -1548,6 +1551,7 @@
           </w:tblCellMar>
         </w:tblPrEx>
         <w:trPr>
+          <w:cantSplit/>
           <w:trHeight w:val="818" w:hRule="atLeast"/>
           <w:jc w:val="center"/>
         </w:trPr>
@@ -1714,6 +1718,8 @@
           <w:szCs w:val="32"/>
         </w:rPr>
       </w:pPr>
+      <w:bookmarkStart w:id="0" w:name="_GoBack"/>
+      <w:bookmarkEnd w:id="0"/>
     </w:p>
     <w:p>
       <w:pPr>
@@ -1920,7 +1926,7 @@
       <w:footerReference r:id="rId5" w:type="default"/>
       <w:type w:val="continuous"/>
       <w:pgSz w:w="11900" w:h="16840"/>
-      <w:pgMar w:top="758" w:right="364" w:bottom="400" w:left="314" w:header="0" w:footer="0" w:gutter="0"/>
+      <w:pgMar w:top="758" w:right="850" w:bottom="400" w:left="850" w:header="0" w:footer="0" w:gutter="0"/>
       <w:cols w:space="720" w:num="1"/>
     </w:sectPr>
   </w:body>
